--- a/projects/valuepickr-open-screen/docs/John Cockerill India.docx
+++ b/projects/valuepickr-open-screen/docs/John Cockerill India.docx
@@ -224,17 +224,17 @@
                 <w:b/>
                 <w:bCs/>
               </w:rPr>
-              <w:t xml:space="preserve">Order book</w:t>
-            </w:r>
-          </w:p>
-        </w:tc>
-        <w:tc>
-          <w:tcPr>
-            <w:tcW w:type="dxa" w:w="5800"/>
-          </w:tcPr>
-          <w:p>
-            <w:r>
-              <w:t xml:space="preserve">Up ~74% YoY; includes a ~Rs 1,250-1,300 Cr JSW Vijayanagar CRNO order (~4x annual revenue) plus a Rs 85-90 Cr JSW JFE tunnel-furnace order</w:t>
+              <w:t xml:space="preserve">Order book (Q2 CY26, reported Aug-2026)</w:t>
+            </w:r>
+          </w:p>
+        </w:tc>
+        <w:tc>
+          <w:tcPr>
+            <w:tcW w:type="dxa" w:w="5800"/>
+          </w:tcPr>
+          <w:p>
+            <w:r>
+              <w:t xml:space="preserve">Consolidated ~Rs 4,500 Cr / standalone ~Rs 2,200 Cr; Q2 order intake ~Rs 1,200 Cr; execution up to 3 years. JCIL's share of the JSW Vijayanagar CRNO order is ~Rs 550 Cr (of the Rs 1,250-1,300 Cr headline)</w:t>
             </w:r>
           </w:p>
         </w:tc>
@@ -261,7 +261,34 @@
           </w:tcPr>
           <w:p>
             <w:r>
-              <w:t xml:space="preserve">Almost debt-free; promoter (John Cockerill) ~70.4%, nil pledge</w:t>
+              <w:t xml:space="preserve">Almost debt-free; promoter (John Cockerill) reduced 75% -&gt; 70.4%, expected back above 72% via convertible preference shares; nil pledge</w:t>
+            </w:r>
+          </w:p>
+        </w:tc>
+      </w:tr>
+      <w:tr>
+        <w:tc>
+          <w:tcPr>
+            <w:tcW w:type="dxa" w:w="3200"/>
+            <w:shd w:fill="F2F2F2" w:val="clear"/>
+          </w:tcPr>
+          <w:p>
+            <w:r>
+              <w:rPr>
+                <w:b/>
+                <w:bCs/>
+              </w:rPr>
+              <w:t xml:space="preserve">Management change</w:t>
+            </w:r>
+          </w:p>
+        </w:tc>
+        <w:tc>
+          <w:tcPr>
+            <w:tcW w:type="dxa" w:w="5800"/>
+          </w:tcPr>
+          <w:p>
+            <w:r>
+              <w:t xml:space="preserve">New CFO Deepak Chindarkar effective 24-Aug-2026</w:t>
             </w:r>
           </w:p>
         </w:tc>
@@ -286,7 +313,7 @@
         <w:spacing w:after="120" w:before="280"/>
       </w:pPr>
       <w:r>
-        <w:t xml:space="preserve">Ishmohit-Lens Checks (value chain · earnings quality · growth trajectory · management · global-signal check)</w:t>
+        <w:t xml:space="preserve">Deep-Dive: Primary Documents (Annual Reports, Quarterly Results, Exchange Filings)</w:t>
       </w:r>
     </w:p>
     <w:p>
@@ -301,7 +328,7 @@
           <w:sz w:val="18"/>
           <w:szCs w:val="18"/>
         </w:rPr>
-        <w:t xml:space="preserve">Extra checks drawn from @ishmohit1 / SOIC methodology (playbook/ishmohit-soic-style.md): where the company sits in its value chain and what the supply side is doing, whether a margin/PAT inflection is structural or a cyclical peak, the rate-of-change of growth vs. what the multiple demands, and management quality as a positive attribute.</w:t>
+        <w:t xml:space="preserve">Pass 1 — 2026-09-08. Built from the company's own filings (3 years of annual reports, ~4 quarters of results/concalls, and 6 months of BSE/NSE announcements), read via the web — a deeper layer than the forum-sentiment read below.</w:t>
       </w:r>
     </w:p>
     <w:p>
@@ -315,7 +342,1172 @@
           <w:sz w:val="20"/>
           <w:szCs w:val="20"/>
         </w:rPr>
-        <w:t xml:space="preserve">Value chain &amp; supply side:</w:t>
+        <w:t xml:space="preserve">Sources reviewed this pass:</w:t>
+      </w:r>
+    </w:p>
+    <w:p>
+      <w:pPr>
+        <w:pStyle w:val="ListParagraph"/>
+        <w:numPr>
+          <w:ilvl w:val="0"/>
+          <w:numId w:val="1"/>
+        </w:numPr>
+        <w:spacing w:after="60"/>
+      </w:pPr>
+      <w:r>
+        <w:t xml:space="preserve">John Cockerill India Q2 CY26 earnings-call highlights (Yahoo Finance / GuruFocus, released 13-Aug-2026)</w:t>
+      </w:r>
+    </w:p>
+    <w:p>
+      <w:pPr>
+        <w:pStyle w:val="ListParagraph"/>
+        <w:numPr>
+          <w:ilvl w:val="0"/>
+          <w:numId w:val="1"/>
+        </w:numPr>
+        <w:spacing w:after="60"/>
+      </w:pPr>
+      <w:r>
+        <w:t xml:space="preserve">Q1 result coverage (sahi.com: standalone net loss Rs 4.6 Cr, revenue Rs 150 Cr)</w:t>
+      </w:r>
+    </w:p>
+    <w:p>
+      <w:pPr>
+        <w:pStyle w:val="ListParagraph"/>
+        <w:numPr>
+          <w:ilvl w:val="0"/>
+          <w:numId w:val="1"/>
+        </w:numPr>
+        <w:spacing w:after="60"/>
+      </w:pPr>
+      <w:r>
+        <w:t xml:space="preserve">JSW CRNO order coverage (Business Standard, scanx.trade: Rs 1,250-1,300 Cr headline, JCIL share ~Rs 550 Cr)</w:t>
+      </w:r>
+    </w:p>
+    <w:p>
+      <w:pPr>
+        <w:pStyle w:val="ListParagraph"/>
+        <w:numPr>
+          <w:ilvl w:val="0"/>
+          <w:numId w:val="1"/>
+        </w:numPr>
+        <w:spacing w:after="60"/>
+      </w:pPr>
+      <w:r>
+        <w:t xml:space="preserve">multibagg.ai Q1 CY26 note (order book +74% YoY)</w:t>
+      </w:r>
+    </w:p>
+    <w:p>
+      <w:pPr>
+        <w:spacing w:after="120"/>
+      </w:pPr>
+      <w:r>
+        <w:rPr>
+          <w:b/>
+          <w:bCs/>
+          <w:sz w:val="20"/>
+          <w:szCs w:val="20"/>
+        </w:rPr>
+        <w:t xml:space="preserve">Annual-report findings (3-year view):</w:t>
+      </w:r>
+    </w:p>
+    <w:p>
+      <w:pPr>
+        <w:pStyle w:val="ListParagraph"/>
+        <w:numPr>
+          <w:ilvl w:val="0"/>
+          <w:numId w:val="1"/>
+        </w:numPr>
+        <w:spacing w:after="60"/>
+      </w:pPr>
+      <w:r>
+        <w:t xml:space="preserve">Five-year sales CAGR ~0.9% - essentially flat; 3-yr ROE ~6%, ROCE ~12% - a low-return cyclical project-equipment maker historically</w:t>
+      </w:r>
+    </w:p>
+    <w:p>
+      <w:pPr>
+        <w:pStyle w:val="ListParagraph"/>
+        <w:numPr>
+          <w:ilvl w:val="0"/>
+          <w:numId w:val="1"/>
+        </w:numPr>
+        <w:spacing w:after="60"/>
+      </w:pPr>
+      <w:r>
+        <w:t xml:space="preserve">Almost debt-free; promoter John Cockerill holding cut from 75% to 70.4%, guided back above 72% via convertible preference shares</w:t>
+      </w:r>
+    </w:p>
+    <w:p>
+      <w:pPr>
+        <w:pStyle w:val="ListParagraph"/>
+        <w:numPr>
+          <w:ilvl w:val="0"/>
+          <w:numId w:val="1"/>
+        </w:numPr>
+        <w:spacing w:after="60"/>
+      </w:pPr>
+      <w:r>
+        <w:t xml:space="preserve">High contingent liabilities vs net worth (bank/advance guarantees) - structural to the project-equipment model, monitor not red flag</w:t>
+      </w:r>
+    </w:p>
+    <w:p>
+      <w:pPr>
+        <w:pStyle w:val="ListParagraph"/>
+        <w:numPr>
+          <w:ilvl w:val="0"/>
+          <w:numId w:val="1"/>
+        </w:numPr>
+        <w:spacing w:after="60"/>
+      </w:pPr>
+      <w:r>
+        <w:t xml:space="preserve">Green-hydrogen/electrolyser and defence businesses sit in the Belgian parent, NOT the listco (management-confirmed repeatedly)</w:t>
+      </w:r>
+    </w:p>
+    <w:p>
+      <w:pPr>
+        <w:pStyle w:val="ListParagraph"/>
+        <w:numPr>
+          <w:ilvl w:val="0"/>
+          <w:numId w:val="1"/>
+        </w:numPr>
+        <w:spacing w:after="60"/>
+      </w:pPr>
+      <w:r>
+        <w:t xml:space="preserve">Pending acquisition of John Cockerill Metals International (Belgium): EUR 50m deferred zero-interest over 5 years, framed as ~Rs 1,000 Cr of added revenue capability with minimal extra capex</w:t>
+      </w:r>
+    </w:p>
+    <w:p>
+      <w:pPr>
+        <w:spacing w:after="120"/>
+      </w:pPr>
+      <w:r>
+        <w:rPr>
+          <w:b/>
+          <w:bCs/>
+          <w:sz w:val="20"/>
+          <w:szCs w:val="20"/>
+        </w:rPr>
+        <w:t xml:space="preserve">Quarterly trend (last ~4 quarters + concall commentary):</w:t>
+      </w:r>
+    </w:p>
+    <w:p>
+      <w:pPr>
+        <w:pStyle w:val="ListParagraph"/>
+        <w:numPr>
+          <w:ilvl w:val="0"/>
+          <w:numId w:val="1"/>
+        </w:numPr>
+        <w:spacing w:after="60"/>
+      </w:pPr>
+      <w:r>
+        <w:t xml:space="preserve">Q1 CY26: order book +74% YoY; small profit</w:t>
+      </w:r>
+    </w:p>
+    <w:p>
+      <w:pPr>
+        <w:pStyle w:val="ListParagraph"/>
+        <w:numPr>
+          <w:ilvl w:val="0"/>
+          <w:numId w:val="1"/>
+        </w:numPr>
+        <w:spacing w:after="60"/>
+      </w:pPr>
+      <w:r>
+        <w:t xml:space="preserve">Q1 FY27 / period to Jun-2026: standalone revenue Rs 150 Cr (+83% YoY) but net LOSS Rs 4.6 Cr (vs +Rs 1.7 Cr PY); consolidated revenue ~Rs 345 Cr (+56%), EBITDA ~Rs 4.9 Cr (1.4% margin)</w:t>
+      </w:r>
+    </w:p>
+    <w:p>
+      <w:pPr>
+        <w:pStyle w:val="ListParagraph"/>
+        <w:numPr>
+          <w:ilvl w:val="0"/>
+          <w:numId w:val="1"/>
+        </w:numPr>
+        <w:spacing w:after="60"/>
+      </w:pPr>
+      <w:r>
+        <w:t xml:space="preserve">Q2 CY26 (reported 13-Aug-2026): standalone revenue Rs 149 Cr (+82%), consolidated Rs 299 Cr (+18%); profitability again depressed - 'project mix, early-stage execution of new orders, upfront organizational costs, one-time consolidation costs'; no EBITDA/PAT figure disclosed</w:t>
+      </w:r>
+    </w:p>
+    <w:p>
+      <w:pPr>
+        <w:pStyle w:val="ListParagraph"/>
+        <w:numPr>
+          <w:ilvl w:val="0"/>
+          <w:numId w:val="1"/>
+        </w:numPr>
+        <w:spacing w:after="60"/>
+      </w:pPr>
+      <w:r>
+        <w:t xml:space="preserve">Two consecutive quarters of strong revenue growth with no profit to show - margin proof-out still absent</w:t>
+      </w:r>
+    </w:p>
+    <w:p>
+      <w:pPr>
+        <w:spacing w:after="120"/>
+      </w:pPr>
+      <w:r>
+        <w:rPr>
+          <w:b/>
+          <w:bCs/>
+          <w:sz w:val="20"/>
+          <w:szCs w:val="20"/>
+        </w:rPr>
+        <w:t xml:space="preserve">Exchange announcements (last 6 months):</w:t>
+      </w:r>
+    </w:p>
+    <w:p>
+      <w:pPr>
+        <w:pStyle w:val="ListParagraph"/>
+        <w:numPr>
+          <w:ilvl w:val="0"/>
+          <w:numId w:val="1"/>
+        </w:numPr>
+        <w:spacing w:after="60"/>
+      </w:pPr>
+      <w:r>
+        <w:t xml:space="preserve">Jun-2026: JSW Vijayanagar CRNO order, Rs 1,250-1,300 Cr headline (2x ACL + 1x APL), JCIL share ~Rs 550 Cr</w:t>
+      </w:r>
+    </w:p>
+    <w:p>
+      <w:pPr>
+        <w:pStyle w:val="ListParagraph"/>
+        <w:numPr>
+          <w:ilvl w:val="0"/>
+          <w:numId w:val="1"/>
+        </w:numPr>
+        <w:spacing w:after="60"/>
+      </w:pPr>
+      <w:r>
+        <w:t xml:space="preserve">Q2 CY26: order intake ~Rs 1,200 Cr; consolidated order book ~Rs 4,500 Cr / standalone ~Rs 2,200 Cr, execution up to 3 years</w:t>
+      </w:r>
+    </w:p>
+    <w:p>
+      <w:pPr>
+        <w:pStyle w:val="ListParagraph"/>
+        <w:numPr>
+          <w:ilvl w:val="0"/>
+          <w:numId w:val="1"/>
+        </w:numPr>
+        <w:spacing w:after="60"/>
+      </w:pPr>
+      <w:r>
+        <w:t xml:space="preserve">New CFO Deepak Chindarkar effective 24-Aug-2026</w:t>
+      </w:r>
+    </w:p>
+    <w:p>
+      <w:pPr>
+        <w:pStyle w:val="ListParagraph"/>
+        <w:numPr>
+          <w:ilvl w:val="0"/>
+          <w:numId w:val="1"/>
+        </w:numPr>
+        <w:spacing w:after="60"/>
+      </w:pPr>
+      <w:r>
+        <w:t xml:space="preserve">JVD order closure guided in the EUR 50-100m range; margins guided to improve in H2 as value-added-services mix rises</w:t>
+      </w:r>
+    </w:p>
+    <w:p>
+      <w:pPr>
+        <w:pStyle w:val="ListParagraph"/>
+        <w:numPr>
+          <w:ilvl w:val="0"/>
+          <w:numId w:val="1"/>
+        </w:numPr>
+        <w:spacing w:after="60"/>
+      </w:pPr>
+      <w:r>
+        <w:t xml:space="preserve">Dec-2025: Ramesh Damani (~Rs 13 Cr) and Chetan Shah (~Rs 12 Cr) took stakes</w:t>
+      </w:r>
+    </w:p>
+    <w:p>
+      <w:pPr>
+        <w:spacing w:after="120"/>
+      </w:pPr>
+      <w:r>
+        <w:rPr>
+          <w:b/>
+          <w:bCs/>
+          <w:sz w:val="20"/>
+          <w:szCs w:val="20"/>
+        </w:rPr>
+        <w:t xml:space="preserve">Key new facts vs. the prior write-up:</w:t>
+      </w:r>
+    </w:p>
+    <w:p>
+      <w:pPr>
+        <w:pStyle w:val="ListParagraph"/>
+        <w:numPr>
+          <w:ilvl w:val="0"/>
+          <w:numId w:val="1"/>
+        </w:numPr>
+        <w:spacing w:after="60"/>
+      </w:pPr>
+      <w:r>
+        <w:t xml:space="preserve">Consolidated order book is now ~Rs 4,500 Cr - roughly 1.5x the market cap and ~4-5x consolidated annual revenue - the order inflection is confirmed and larger than previously recorded</w:t>
+      </w:r>
+    </w:p>
+    <w:p>
+      <w:pPr>
+        <w:pStyle w:val="ListParagraph"/>
+        <w:numPr>
+          <w:ilvl w:val="0"/>
+          <w:numId w:val="1"/>
+        </w:numPr>
+        <w:spacing w:after="60"/>
+      </w:pPr>
+      <w:r>
+        <w:t xml:space="preserve">Margins remain unproven: two straight quarters of 80%+ standalone revenue growth with a net loss / ~1% EBITDA margin, blamed on mix + early-stage execution + consolidation one-offs</w:t>
+      </w:r>
+    </w:p>
+    <w:p>
+      <w:pPr>
+        <w:pStyle w:val="ListParagraph"/>
+        <w:numPr>
+          <w:ilvl w:val="0"/>
+          <w:numId w:val="1"/>
+        </w:numPr>
+        <w:spacing w:after="60"/>
+      </w:pPr>
+      <w:r>
+        <w:t xml:space="preserve">Management explicitly guides margin improvement to H2 CY26 on value-added-services mix - a dated, checkable claim</w:t>
+      </w:r>
+    </w:p>
+    <w:p>
+      <w:pPr>
+        <w:pStyle w:val="ListParagraph"/>
+        <w:numPr>
+          <w:ilvl w:val="0"/>
+          <w:numId w:val="1"/>
+        </w:numPr>
+        <w:spacing w:after="60"/>
+      </w:pPr>
+      <w:r>
+        <w:t xml:space="preserve">Revenue 'North Star' restated at Rs 8,000 Cr (vs ~Rs 900 Cr consolidated today) - long-dated ambition, not guidance</w:t>
+      </w:r>
+    </w:p>
+    <w:p>
+      <w:pPr>
+        <w:spacing w:after="120"/>
+      </w:pPr>
+      <w:r>
+        <w:rPr>
+          <w:b/>
+          <w:bCs/>
+          <w:sz w:val="20"/>
+          <w:szCs w:val="20"/>
+        </w:rPr>
+        <w:t xml:space="preserve">Open questions / what to watch:</w:t>
+      </w:r>
+    </w:p>
+    <w:p>
+      <w:pPr>
+        <w:pStyle w:val="ListParagraph"/>
+        <w:numPr>
+          <w:ilvl w:val="0"/>
+          <w:numId w:val="1"/>
+        </w:numPr>
+        <w:spacing w:after="60"/>
+      </w:pPr>
+      <w:r>
+        <w:t xml:space="preserve">Do margins actually turn up in H2 CY26 as guided, or is sub-2% EBITDA the structural reality of this order mix?</w:t>
+      </w:r>
+    </w:p>
+    <w:p>
+      <w:pPr>
+        <w:pStyle w:val="ListParagraph"/>
+        <w:numPr>
+          <w:ilvl w:val="0"/>
+          <w:numId w:val="1"/>
+        </w:numPr>
+        <w:spacing w:after="60"/>
+      </w:pPr>
+      <w:r>
+        <w:t xml:space="preserve">What is the true economics of the Belgium John Cockerill Metals International acquisition - EUR 50m for '~Rs 1,000 Cr revenue capability' is unexplained; is the acquired business profitable?</w:t>
+      </w:r>
+    </w:p>
+    <w:p>
+      <w:pPr>
+        <w:pStyle w:val="ListParagraph"/>
+        <w:numPr>
+          <w:ilvl w:val="0"/>
+          <w:numId w:val="1"/>
+        </w:numPr>
+        <w:spacing w:after="60"/>
+      </w:pPr>
+      <w:r>
+        <w:t xml:space="preserve">How much of the Rs 4,500 Cr book converts to revenue at what margin, and over exactly what schedule (0-3 years)?</w:t>
+      </w:r>
+    </w:p>
+    <w:p>
+      <w:pPr>
+        <w:pStyle w:val="ListParagraph"/>
+        <w:numPr>
+          <w:ilvl w:val="0"/>
+          <w:numId w:val="1"/>
+        </w:numPr>
+        <w:spacing w:after="60"/>
+      </w:pPr>
+      <w:r>
+        <w:t xml:space="preserve">Does the promoter stake actually go back above 72% via CPS, and on what terms to minorities?</w:t>
+      </w:r>
+    </w:p>
+    <w:p>
+      <w:pPr>
+        <w:spacing w:after="120" w:before="120"/>
+      </w:pPr>
+      <w:r>
+        <w:rPr>
+          <w:b/>
+          <w:bCs/>
+          <w:sz w:val="20"/>
+          <w:szCs w:val="20"/>
+        </w:rPr>
+        <w:t xml:space="preserve">Conviction impact: </w:t>
+      </w:r>
+      <w:r>
+        <w:rPr>
+          <w:sz w:val="20"/>
+          <w:szCs w:val="20"/>
+        </w:rPr>
+        <w:t xml:space="preserve">Low -&gt; Low. Q2 CY26 confirmed the order-book inflection is real and bigger than recorded (consolidated book ~Rs 4,500 Cr) but also confirmed the margin problem is unresolved - a second straight quarter of 80%+ revenue growth with no profit. At ~110x P/E the market already prices the improvement; unchanged at Low pending an actual margin print.</w:t>
+      </w:r>
+    </w:p>
+    <w:p>
+      <w:pPr>
+        <w:pStyle w:val="Heading1"/>
+        <w:spacing w:after="120" w:before="280"/>
+      </w:pPr>
+      <w:r>
+        <w:t xml:space="preserve">Guidance &amp; Expectation Gap</w:t>
+      </w:r>
+    </w:p>
+    <w:p>
+      <w:pPr>
+        <w:spacing w:after="120"/>
+      </w:pPr>
+      <w:r>
+        <w:rPr>
+          <w:i/>
+          <w:iCs/>
+          <w:color w:val="666666"/>
+          <w:sz w:val="18"/>
+          <w:szCs w:val="18"/>
+        </w:rPr>
+        <w:t xml:space="preserve">Management guidance decoded into commitments, graded on the expectation → action → operational → commercial → financial ladder, then compared to what the current price appears to assume. Method: playbook/guidance-and-expectation-gap.md.</w:t>
+      </w:r>
+    </w:p>
+    <w:p>
+      <w:pPr>
+        <w:spacing w:after="120"/>
+      </w:pPr>
+      <w:r>
+        <w:rPr>
+          <w:b/>
+          <w:bCs/>
+          <w:sz w:val="20"/>
+          <w:szCs w:val="20"/>
+        </w:rPr>
+        <w:t xml:space="preserve">Commitment ladder (most-proven first):</w:t>
+      </w:r>
+    </w:p>
+    <w:tbl>
+      <w:tblPr>
+        <w:tblW w:type="dxa" w:w="9000"/>
+        <w:tblBorders>
+          <w:top w:val="single" w:color="auto" w:sz="4"/>
+          <w:left w:val="single" w:color="auto" w:sz="4"/>
+          <w:bottom w:val="single" w:color="auto" w:sz="4"/>
+          <w:right w:val="single" w:color="auto" w:sz="4"/>
+          <w:insideH w:val="single" w:color="auto" w:sz="4"/>
+          <w:insideV w:val="single" w:color="auto" w:sz="4"/>
+        </w:tblBorders>
+      </w:tblPr>
+      <w:tblGrid>
+        <w:gridCol w:w="1100"/>
+        <w:gridCol w:w="2600"/>
+        <w:gridCol w:w="2400"/>
+        <w:gridCol w:w="900"/>
+        <w:gridCol w:w="1200"/>
+        <w:gridCol w:w="800"/>
+      </w:tblGrid>
+      <w:tr>
+        <w:trPr>
+          <w:tblHeader/>
+        </w:trPr>
+        <w:tc>
+          <w:tcPr>
+            <w:tcW w:type="dxa" w:w="1100"/>
+            <w:shd w:fill="F2F2F2" w:val="clear"/>
+          </w:tcPr>
+          <w:p>
+            <w:r>
+              <w:rPr>
+                <w:b/>
+                <w:bCs/>
+                <w:sz w:val="18"/>
+                <w:szCs w:val="18"/>
+              </w:rPr>
+              <w:t xml:space="preserve">Area</w:t>
+            </w:r>
+          </w:p>
+        </w:tc>
+        <w:tc>
+          <w:tcPr>
+            <w:tcW w:type="dxa" w:w="2600"/>
+            <w:shd w:fill="F2F2F2" w:val="clear"/>
+          </w:tcPr>
+          <w:p>
+            <w:r>
+              <w:rPr>
+                <w:b/>
+                <w:bCs/>
+                <w:sz w:val="18"/>
+                <w:szCs w:val="18"/>
+              </w:rPr>
+              <w:t xml:space="preserve">Commitment</w:t>
+            </w:r>
+          </w:p>
+        </w:tc>
+        <w:tc>
+          <w:tcPr>
+            <w:tcW w:type="dxa" w:w="2400"/>
+            <w:shd w:fill="F2F2F2" w:val="clear"/>
+          </w:tcPr>
+          <w:p>
+            <w:r>
+              <w:rPr>
+                <w:b/>
+                <w:bCs/>
+                <w:sz w:val="18"/>
+                <w:szCs w:val="18"/>
+              </w:rPr>
+              <w:t xml:space="preserve">Specifics</w:t>
+            </w:r>
+          </w:p>
+        </w:tc>
+        <w:tc>
+          <w:tcPr>
+            <w:tcW w:type="dxa" w:w="900"/>
+            <w:shd w:fill="F2F2F2" w:val="clear"/>
+          </w:tcPr>
+          <w:p>
+            <w:r>
+              <w:rPr>
+                <w:b/>
+                <w:bCs/>
+                <w:sz w:val="18"/>
+                <w:szCs w:val="18"/>
+              </w:rPr>
+              <w:t xml:space="preserve">By when</w:t>
+            </w:r>
+          </w:p>
+        </w:tc>
+        <w:tc>
+          <w:tcPr>
+            <w:tcW w:type="dxa" w:w="1200"/>
+            <w:shd w:fill="F2F2F2" w:val="clear"/>
+          </w:tcPr>
+          <w:p>
+            <w:r>
+              <w:rPr>
+                <w:b/>
+                <w:bCs/>
+                <w:sz w:val="18"/>
+                <w:szCs w:val="18"/>
+              </w:rPr>
+              <w:t xml:space="preserve">Stage</w:t>
+            </w:r>
+          </w:p>
+        </w:tc>
+        <w:tc>
+          <w:tcPr>
+            <w:tcW w:type="dxa" w:w="800"/>
+            <w:shd w:fill="F2F2F2" w:val="clear"/>
+          </w:tcPr>
+          <w:p>
+            <w:r>
+              <w:rPr>
+                <w:b/>
+                <w:bCs/>
+                <w:sz w:val="18"/>
+                <w:szCs w:val="18"/>
+              </w:rPr>
+              <w:t xml:space="preserve">Thesis-critical</w:t>
+            </w:r>
+          </w:p>
+        </w:tc>
+      </w:tr>
+      <w:tr>
+        <w:tc>
+          <w:tcPr>
+            <w:tcW w:type="dxa" w:w="1100"/>
+          </w:tcPr>
+          <w:p>
+            <w:r>
+              <w:rPr>
+                <w:b w:val="false"/>
+                <w:bCs w:val="false"/>
+                <w:sz w:val="18"/>
+                <w:szCs w:val="18"/>
+              </w:rPr>
+              <w:t xml:space="preserve">orders</w:t>
+            </w:r>
+          </w:p>
+        </w:tc>
+        <w:tc>
+          <w:tcPr>
+            <w:tcW w:type="dxa" w:w="2600"/>
+          </w:tcPr>
+          <w:p>
+            <w:r>
+              <w:rPr>
+                <w:b w:val="false"/>
+                <w:bCs w:val="false"/>
+                <w:sz w:val="18"/>
+                <w:szCs w:val="18"/>
+              </w:rPr>
+              <w:t xml:space="preserve">Execute the ~Rs 4,500 Cr consolidated order book (incl. JSW CRNO ~Rs 550 Cr JCIL share)</w:t>
+            </w:r>
+          </w:p>
+        </w:tc>
+        <w:tc>
+          <w:tcPr>
+            <w:tcW w:type="dxa" w:w="2400"/>
+          </w:tcPr>
+          <w:p>
+            <w:r>
+              <w:rPr>
+                <w:b w:val="false"/>
+                <w:bCs w:val="false"/>
+                <w:sz w:val="18"/>
+                <w:szCs w:val="18"/>
+              </w:rPr>
+              <w:t xml:space="preserve">consolidated book ~Rs 4,500 Cr / standalone ~Rs 2,200 Cr; execution up to 3 years</w:t>
+            </w:r>
+          </w:p>
+        </w:tc>
+        <w:tc>
+          <w:tcPr>
+            <w:tcW w:type="dxa" w:w="900"/>
+          </w:tcPr>
+          <w:p>
+            <w:r>
+              <w:rPr>
+                <w:b w:val="false"/>
+                <w:bCs w:val="false"/>
+                <w:sz w:val="18"/>
+                <w:szCs w:val="18"/>
+              </w:rPr>
+              <w:t xml:space="preserve">FY28</w:t>
+            </w:r>
+          </w:p>
+        </w:tc>
+        <w:tc>
+          <w:tcPr>
+            <w:tcW w:type="dxa" w:w="1200"/>
+          </w:tcPr>
+          <w:p>
+            <w:r>
+              <w:rPr>
+                <w:b w:val="false"/>
+                <w:bCs w:val="false"/>
+                <w:sz w:val="18"/>
+                <w:szCs w:val="18"/>
+              </w:rPr>
+              <w:t xml:space="preserve">commercial</w:t>
+            </w:r>
+          </w:p>
+        </w:tc>
+        <w:tc>
+          <w:tcPr>
+            <w:tcW w:type="dxa" w:w="800"/>
+          </w:tcPr>
+          <w:p>
+            <w:r>
+              <w:rPr>
+                <w:b w:val="false"/>
+                <w:bCs w:val="false"/>
+                <w:sz w:val="18"/>
+                <w:szCs w:val="18"/>
+              </w:rPr>
+              <w:t xml:space="preserve">yes</w:t>
+            </w:r>
+          </w:p>
+        </w:tc>
+      </w:tr>
+      <w:tr>
+        <w:tc>
+          <w:tcPr>
+            <w:tcW w:type="dxa" w:w="1100"/>
+          </w:tcPr>
+          <w:p>
+            <w:r>
+              <w:rPr>
+                <w:b w:val="false"/>
+                <w:bCs w:val="false"/>
+                <w:sz w:val="18"/>
+                <w:szCs w:val="18"/>
+              </w:rPr>
+              <w:t xml:space="preserve">strategy</w:t>
+            </w:r>
+          </w:p>
+        </w:tc>
+        <w:tc>
+          <w:tcPr>
+            <w:tcW w:type="dxa" w:w="2600"/>
+          </w:tcPr>
+          <w:p>
+            <w:r>
+              <w:rPr>
+                <w:b w:val="false"/>
+                <w:bCs w:val="false"/>
+                <w:sz w:val="18"/>
+                <w:szCs w:val="18"/>
+              </w:rPr>
+              <w:t xml:space="preserve">Acquire John Cockerill Metals International (Belgium)</w:t>
+            </w:r>
+          </w:p>
+        </w:tc>
+        <w:tc>
+          <w:tcPr>
+            <w:tcW w:type="dxa" w:w="2400"/>
+          </w:tcPr>
+          <w:p>
+            <w:r>
+              <w:rPr>
+                <w:b w:val="false"/>
+                <w:bCs w:val="false"/>
+                <w:sz w:val="18"/>
+                <w:szCs w:val="18"/>
+              </w:rPr>
+              <w:t xml:space="preserve">EUR 50m deferred zero-interest over 5 years; ~Rs 1,000 Cr revenue capability claimed</w:t>
+            </w:r>
+          </w:p>
+        </w:tc>
+        <w:tc>
+          <w:tcPr>
+            <w:tcW w:type="dxa" w:w="900"/>
+          </w:tcPr>
+          <w:p>
+            <w:r>
+              <w:rPr>
+                <w:b w:val="false"/>
+                <w:bCs w:val="false"/>
+                <w:sz w:val="18"/>
+                <w:szCs w:val="18"/>
+              </w:rPr>
+              <w:t xml:space="preserve">FY27</w:t>
+            </w:r>
+          </w:p>
+        </w:tc>
+        <w:tc>
+          <w:tcPr>
+            <w:tcW w:type="dxa" w:w="1200"/>
+          </w:tcPr>
+          <w:p>
+            <w:r>
+              <w:rPr>
+                <w:b w:val="false"/>
+                <w:bCs w:val="false"/>
+                <w:sz w:val="18"/>
+                <w:szCs w:val="18"/>
+              </w:rPr>
+              <w:t xml:space="preserve">action</w:t>
+            </w:r>
+          </w:p>
+        </w:tc>
+        <w:tc>
+          <w:tcPr>
+            <w:tcW w:type="dxa" w:w="800"/>
+          </w:tcPr>
+          <w:p>
+            <w:r>
+              <w:rPr>
+                <w:b w:val="false"/>
+                <w:bCs w:val="false"/>
+                <w:sz w:val="18"/>
+                <w:szCs w:val="18"/>
+              </w:rPr>
+              <w:t xml:space="preserve">yes</w:t>
+            </w:r>
+          </w:p>
+        </w:tc>
+      </w:tr>
+      <w:tr>
+        <w:tc>
+          <w:tcPr>
+            <w:tcW w:type="dxa" w:w="1100"/>
+          </w:tcPr>
+          <w:p>
+            <w:r>
+              <w:rPr>
+                <w:b w:val="false"/>
+                <w:bCs w:val="false"/>
+                <w:sz w:val="18"/>
+                <w:szCs w:val="18"/>
+              </w:rPr>
+              <w:t xml:space="preserve">margin</w:t>
+            </w:r>
+          </w:p>
+        </w:tc>
+        <w:tc>
+          <w:tcPr>
+            <w:tcW w:type="dxa" w:w="2600"/>
+          </w:tcPr>
+          <w:p>
+            <w:r>
+              <w:rPr>
+                <w:b w:val="false"/>
+                <w:bCs w:val="false"/>
+                <w:sz w:val="18"/>
+                <w:szCs w:val="18"/>
+              </w:rPr>
+              <w:t xml:space="preserve">Margins improve in H2 CY26 as value-added-services mix rises</w:t>
+            </w:r>
+          </w:p>
+        </w:tc>
+        <w:tc>
+          <w:tcPr>
+            <w:tcW w:type="dxa" w:w="2400"/>
+          </w:tcPr>
+          <w:p>
+            <w:r>
+              <w:rPr>
+                <w:b w:val="false"/>
+                <w:bCs w:val="false"/>
+                <w:sz w:val="18"/>
+                <w:szCs w:val="18"/>
+              </w:rPr>
+              <w:t xml:space="preserve">current consolidated EBITDA ~1-1.4%; no target % given</w:t>
+            </w:r>
+          </w:p>
+        </w:tc>
+        <w:tc>
+          <w:tcPr>
+            <w:tcW w:type="dxa" w:w="900"/>
+          </w:tcPr>
+          <w:p>
+            <w:r>
+              <w:rPr>
+                <w:b w:val="false"/>
+                <w:bCs w:val="false"/>
+                <w:sz w:val="18"/>
+                <w:szCs w:val="18"/>
+              </w:rPr>
+              <w:t xml:space="preserve">6M</w:t>
+            </w:r>
+          </w:p>
+        </w:tc>
+        <w:tc>
+          <w:tcPr>
+            <w:tcW w:type="dxa" w:w="1200"/>
+          </w:tcPr>
+          <w:p>
+            <w:r>
+              <w:rPr>
+                <w:b w:val="false"/>
+                <w:bCs w:val="false"/>
+                <w:sz w:val="18"/>
+                <w:szCs w:val="18"/>
+              </w:rPr>
+              <w:t xml:space="preserve">expectation</w:t>
+            </w:r>
+          </w:p>
+        </w:tc>
+        <w:tc>
+          <w:tcPr>
+            <w:tcW w:type="dxa" w:w="800"/>
+          </w:tcPr>
+          <w:p>
+            <w:r>
+              <w:rPr>
+                <w:b w:val="false"/>
+                <w:bCs w:val="false"/>
+                <w:sz w:val="18"/>
+                <w:szCs w:val="18"/>
+              </w:rPr>
+              <w:t xml:space="preserve">yes</w:t>
+            </w:r>
+          </w:p>
+        </w:tc>
+      </w:tr>
+      <w:tr>
+        <w:tc>
+          <w:tcPr>
+            <w:tcW w:type="dxa" w:w="1100"/>
+          </w:tcPr>
+          <w:p>
+            <w:r>
+              <w:rPr>
+                <w:b w:val="false"/>
+                <w:bCs w:val="false"/>
+                <w:sz w:val="18"/>
+                <w:szCs w:val="18"/>
+              </w:rPr>
+              <w:t xml:space="preserve">new_business</w:t>
+            </w:r>
+          </w:p>
+        </w:tc>
+        <w:tc>
+          <w:tcPr>
+            <w:tcW w:type="dxa" w:w="2600"/>
+          </w:tcPr>
+          <w:p>
+            <w:r>
+              <w:rPr>
+                <w:b w:val="false"/>
+                <w:bCs w:val="false"/>
+                <w:sz w:val="18"/>
+                <w:szCs w:val="18"/>
+              </w:rPr>
+              <w:t xml:space="preserve">Close first JVD (Jet Vapor Deposition) commercial orders</w:t>
+            </w:r>
+          </w:p>
+        </w:tc>
+        <w:tc>
+          <w:tcPr>
+            <w:tcW w:type="dxa" w:w="2400"/>
+          </w:tcPr>
+          <w:p>
+            <w:r>
+              <w:rPr>
+                <w:b w:val="false"/>
+                <w:bCs w:val="false"/>
+                <w:sz w:val="18"/>
+                <w:szCs w:val="18"/>
+              </w:rPr>
+              <w:t xml:space="preserve">EUR 50-100m range guided; savings 'min INR 1,000/ton'</w:t>
+            </w:r>
+          </w:p>
+        </w:tc>
+        <w:tc>
+          <w:tcPr>
+            <w:tcW w:type="dxa" w:w="900"/>
+          </w:tcPr>
+          <w:p>
+            <w:r>
+              <w:rPr>
+                <w:b w:val="false"/>
+                <w:bCs w:val="false"/>
+                <w:sz w:val="18"/>
+                <w:szCs w:val="18"/>
+              </w:rPr>
+              <w:t xml:space="preserve">12M</w:t>
+            </w:r>
+          </w:p>
+        </w:tc>
+        <w:tc>
+          <w:tcPr>
+            <w:tcW w:type="dxa" w:w="1200"/>
+          </w:tcPr>
+          <w:p>
+            <w:r>
+              <w:rPr>
+                <w:b w:val="false"/>
+                <w:bCs w:val="false"/>
+                <w:sz w:val="18"/>
+                <w:szCs w:val="18"/>
+              </w:rPr>
+              <w:t xml:space="preserve">expectation</w:t>
+            </w:r>
+          </w:p>
+        </w:tc>
+        <w:tc>
+          <w:tcPr>
+            <w:tcW w:type="dxa" w:w="800"/>
+          </w:tcPr>
+          <w:p>
+            <w:r>
+              <w:rPr>
+                <w:b w:val="false"/>
+                <w:bCs w:val="false"/>
+                <w:sz w:val="18"/>
+                <w:szCs w:val="18"/>
+              </w:rPr>
+              <w:t xml:space="preserve"/>
+            </w:r>
+          </w:p>
+        </w:tc>
+      </w:tr>
+    </w:tbl>
+    <w:p>
+      <w:pPr>
+        <w:spacing w:after="60" w:before="120"/>
+      </w:pPr>
+      <w:r>
+        <w:rPr>
+          <w:b/>
+          <w:bCs/>
+          <w:sz w:val="20"/>
+          <w:szCs w:val="20"/>
+        </w:rPr>
+        <w:t xml:space="preserve">Earnings chain: </w:t>
+      </w:r>
+      <w:r>
+        <w:rPr>
+          <w:b w:val="false"/>
+          <w:bCs w:val="false"/>
+          <w:sz w:val="20"/>
+          <w:szCs w:val="20"/>
+        </w:rPr>
+        <w:t xml:space="preserve">CRGO/CRNO import-substitution capex (JSW etc.)</w:t>
+      </w:r>
+      <w:r>
+        <w:rPr>
+          <w:color w:val="666666"/>
+          <w:sz w:val="20"/>
+          <w:szCs w:val="20"/>
+        </w:rPr>
+        <w:t xml:space="preserve"> → </w:t>
+      </w:r>
+      <w:r>
+        <w:rPr>
+          <w:b w:val="false"/>
+          <w:bCs w:val="false"/>
+          <w:sz w:val="20"/>
+          <w:szCs w:val="20"/>
+        </w:rPr>
+        <w:t xml:space="preserve">large processing-line orders</w:t>
+      </w:r>
+      <w:r>
+        <w:rPr>
+          <w:color w:val="666666"/>
+          <w:sz w:val="20"/>
+          <w:szCs w:val="20"/>
+        </w:rPr>
+        <w:t xml:space="preserve"> → </w:t>
+      </w:r>
+      <w:r>
+        <w:rPr>
+          <w:b w:val="false"/>
+          <w:bCs w:val="false"/>
+          <w:sz w:val="20"/>
+          <w:szCs w:val="20"/>
+        </w:rPr>
+        <w:t xml:space="preserve">order book (~Rs 4,500 Cr)</w:t>
+      </w:r>
+      <w:r>
+        <w:rPr>
+          <w:color w:val="666666"/>
+          <w:sz w:val="20"/>
+          <w:szCs w:val="20"/>
+        </w:rPr>
+        <w:t xml:space="preserve"> → </w:t>
+      </w:r>
+      <w:r>
+        <w:rPr>
+          <w:b w:val="false"/>
+          <w:bCs w:val="false"/>
+          <w:sz w:val="20"/>
+          <w:szCs w:val="20"/>
+        </w:rPr>
+        <w:t xml:space="preserve">revenue execution</w:t>
+      </w:r>
+      <w:r>
+        <w:rPr>
+          <w:color w:val="666666"/>
+          <w:sz w:val="20"/>
+          <w:szCs w:val="20"/>
+        </w:rPr>
+        <w:t xml:space="preserve"> → </w:t>
+      </w:r>
+      <w:r>
+        <w:rPr>
+          <w:b w:val="false"/>
+          <w:bCs w:val="false"/>
+          <w:sz w:val="20"/>
+          <w:szCs w:val="20"/>
+        </w:rPr>
+        <w:t xml:space="preserve">project mix / value-added-services share</w:t>
+      </w:r>
+      <w:r>
+        <w:rPr>
+          <w:color w:val="666666"/>
+          <w:sz w:val="20"/>
+          <w:szCs w:val="20"/>
+        </w:rPr>
+        <w:t xml:space="preserve"> → </w:t>
+      </w:r>
+      <w:r>
+        <w:rPr>
+          <w:b w:val="false"/>
+          <w:bCs w:val="false"/>
+          <w:sz w:val="20"/>
+          <w:szCs w:val="20"/>
+        </w:rPr>
+        <w:t xml:space="preserve">EBITDA margin</w:t>
+      </w:r>
+      <w:r>
+        <w:rPr>
+          <w:color w:val="666666"/>
+          <w:sz w:val="20"/>
+          <w:szCs w:val="20"/>
+        </w:rPr>
+        <w:t xml:space="preserve"> → </w:t>
+      </w:r>
+      <w:r>
+        <w:rPr>
+          <w:b w:val="false"/>
+          <w:bCs w:val="false"/>
+          <w:sz w:val="20"/>
+          <w:szCs w:val="20"/>
+        </w:rPr>
+        <w:t xml:space="preserve">PAT/FCF</w:t>
+      </w:r>
+    </w:p>
+    <w:p>
+      <w:pPr>
+        <w:spacing w:after="120"/>
+      </w:pPr>
+      <w:r>
+        <w:rPr>
+          <w:color w:val="666666"/>
+          <w:sz w:val="18"/>
+          <w:szCs w:val="18"/>
+        </w:rPr>
+        <w:t xml:space="preserve">Bottleneck link: EBITDA margin (project mix / early-stage execution).</w:t>
+      </w:r>
+    </w:p>
+    <w:p>
+      <w:pPr>
+        <w:spacing w:after="120"/>
+      </w:pPr>
+      <w:r>
+        <w:rPr>
+          <w:color w:val="666666"/>
+          <w:sz w:val="18"/>
+          <w:szCs w:val="18"/>
+        </w:rPr>
+        <w:t xml:space="preserve">Operating leverage: unclear — revenue up 80%+ for two quarters with no margin flow-through so far</w:t>
+      </w:r>
+    </w:p>
+    <w:p>
+      <w:pPr>
+        <w:spacing w:after="120"/>
+      </w:pPr>
+      <w:r>
+        <w:rPr>
+          <w:color w:val="666666"/>
+          <w:sz w:val="18"/>
+          <w:szCs w:val="18"/>
+        </w:rPr>
+        <w:t xml:space="preserve">Evidenced: CRGO/CRNO import-substitution capex (JSW etc.); large processing-line orders; order book (~Rs 4,500 Cr); revenue execution. Still assumed: project mix / value-added-services share; EBITDA margin; PAT/FCF.</w:t>
+      </w:r>
+    </w:p>
+    <w:p>
+      <w:pPr>
+        <w:spacing w:after="120"/>
+      </w:pPr>
+      <w:r>
+        <w:rPr>
+          <w:b/>
+          <w:bCs/>
+          <w:sz w:val="20"/>
+          <w:szCs w:val="20"/>
+        </w:rPr>
+        <w:t xml:space="preserve">Market expectation vs. our path:</w:t>
       </w:r>
     </w:p>
     <w:tbl>
@@ -346,125 +1538,287 @@
                 <w:b/>
                 <w:bCs/>
               </w:rPr>
-              <w:t xml:space="preserve">Theme</w:t>
-            </w:r>
-          </w:p>
-        </w:tc>
-        <w:tc>
-          <w:tcPr>
-            <w:tcW w:type="dxa" w:w="5800"/>
-          </w:tcPr>
-          <w:p>
-            <w:r>
-              <w:t xml:space="preserve">Grid / transmission equipment (transformers, HV switchgear, HVDC, CRGO, insulators)</w:t>
-            </w:r>
-          </w:p>
-        </w:tc>
-      </w:tr>
-      <w:tr>
-        <w:tc>
-          <w:tcPr>
-            <w:tcW w:type="dxa" w:w="3200"/>
-            <w:shd w:fill="F2F2F2" w:val="clear"/>
-          </w:tcPr>
-          <w:p>
-            <w:r>
-              <w:rPr>
-                <w:b/>
-                <w:bCs/>
-              </w:rPr>
-              <w:t xml:space="preserve">This company's position</w:t>
-            </w:r>
-          </w:p>
-        </w:tc>
-        <w:tc>
-          <w:tcPr>
-            <w:tcW w:type="dxa" w:w="5800"/>
-          </w:tcPr>
-          <w:p>
-            <w:r>
-              <w:t xml:space="preserve">Capital-equipment supplier to steelmakers -- cold rolling / skin-pass / processing and coating lines, and specifically CRGO/CRNO electrical-steel processing lines whose output feeds transformer and motor cores</w:t>
-            </w:r>
-          </w:p>
-        </w:tc>
-      </w:tr>
-      <w:tr>
-        <w:tc>
-          <w:tcPr>
-            <w:tcW w:type="dxa" w:w="3200"/>
-            <w:shd w:fill="F2F2F2" w:val="clear"/>
-          </w:tcPr>
-          <w:p>
-            <w:r>
-              <w:rPr>
-                <w:b/>
-                <w:bCs/>
-              </w:rPr>
-              <w:t xml:space="preserve">Bottleneck node (pricing power)</w:t>
-            </w:r>
-          </w:p>
-        </w:tc>
-        <w:tc>
-          <w:tcPr>
-            <w:tcW w:type="dxa" w:w="5800"/>
-          </w:tcPr>
-          <w:p>
-            <w:r>
-              <w:t xml:space="preserve">Domestic electrical-steel (CRGO/CRNO) processing capacity -- India imports most of its grain-oriented electrical steel; equipment to localise it is the choke point JCIL sells into</w:t>
-            </w:r>
-          </w:p>
-        </w:tc>
-      </w:tr>
-      <w:tr>
-        <w:tc>
-          <w:tcPr>
-            <w:tcW w:type="dxa" w:w="3200"/>
-            <w:shd w:fill="F2F2F2" w:val="clear"/>
-          </w:tcPr>
-          <w:p>
-            <w:r>
-              <w:rPr>
-                <w:b/>
-                <w:bCs/>
-              </w:rPr>
-              <w:t xml:space="preserve">Supply-side status</w:t>
-            </w:r>
-          </w:p>
-        </w:tc>
-        <w:tc>
-          <w:tcPr>
-            <w:tcW w:type="dxa" w:w="5800"/>
-          </w:tcPr>
-          <w:p>
-            <w:r>
-              <w:t xml:space="preserve">consolidating</w:t>
-            </w:r>
-          </w:p>
-        </w:tc>
-      </w:tr>
-      <w:tr>
-        <w:tc>
-          <w:tcPr>
-            <w:tcW w:type="dxa" w:w="3200"/>
-            <w:shd w:fill="F2F2F2" w:val="clear"/>
-          </w:tcPr>
-          <w:p>
-            <w:r>
-              <w:rPr>
-                <w:b/>
-                <w:bCs/>
-              </w:rPr>
-              <w:t xml:space="preserve">Adjacent-node peers</w:t>
-            </w:r>
-          </w:p>
-        </w:tc>
-        <w:tc>
-          <w:tcPr>
-            <w:tcW w:type="dxa" w:w="5800"/>
-          </w:tcPr>
-          <w:p>
-            <w:r>
-              <w:t xml:space="preserve">thyssenkrupp (global), Primetals (global), SMS group (global), Danieli (global)</w:t>
+              <w:t xml:space="preserve">As of</w:t>
+            </w:r>
+          </w:p>
+        </w:tc>
+        <w:tc>
+          <w:tcPr>
+            <w:tcW w:type="dxa" w:w="5800"/>
+          </w:tcPr>
+          <w:p>
+            <w:r>
+              <w:t xml:space="preserve">2026-09-08</w:t>
+            </w:r>
+          </w:p>
+        </w:tc>
+      </w:tr>
+      <w:tr>
+        <w:tc>
+          <w:tcPr>
+            <w:tcW w:type="dxa" w:w="3200"/>
+            <w:shd w:fill="F2F2F2" w:val="clear"/>
+          </w:tcPr>
+          <w:p>
+            <w:r>
+              <w:rPr>
+                <w:b/>
+                <w:bCs/>
+              </w:rPr>
+              <w:t xml:space="preserve">Price / multiple</w:t>
+            </w:r>
+          </w:p>
+        </w:tc>
+        <w:tc>
+          <w:tcPr>
+            <w:tcW w:type="dxa" w:w="5800"/>
+          </w:tcPr>
+          <w:p>
+            <w:r>
+              <w:t xml:space="preserve">110x P/E</w:t>
+            </w:r>
+          </w:p>
+        </w:tc>
+      </w:tr>
+      <w:tr>
+        <w:tc>
+          <w:tcPr>
+            <w:tcW w:type="dxa" w:w="3200"/>
+            <w:shd w:fill="F2F2F2" w:val="clear"/>
+          </w:tcPr>
+          <w:p>
+            <w:r>
+              <w:rPr>
+                <w:b/>
+                <w:bCs/>
+              </w:rPr>
+              <w:t xml:space="preserve">Right valuation lens</w:t>
+            </w:r>
+          </w:p>
+        </w:tc>
+        <w:tc>
+          <w:tcPr>
+            <w:tcW w:type="dxa" w:w="5800"/>
+          </w:tcPr>
+          <w:p>
+            <w:r>
+              <w:t xml:space="preserve">P/E</w:t>
+            </w:r>
+          </w:p>
+        </w:tc>
+      </w:tr>
+      <w:tr>
+        <w:tc>
+          <w:tcPr>
+            <w:tcW w:type="dxa" w:w="3200"/>
+            <w:shd w:fill="F2F2F2" w:val="clear"/>
+          </w:tcPr>
+          <w:p>
+            <w:r>
+              <w:rPr>
+                <w:b/>
+                <w:bCs/>
+              </w:rPr>
+              <w:t xml:space="preserve">Price implies</w:t>
+            </w:r>
+          </w:p>
+        </w:tc>
+        <w:tc>
+          <w:tcPr>
+            <w:tcW w:type="dxa" w:w="5800"/>
+          </w:tcPr>
+          <w:p>
+            <w:r>
+              <w:t xml:space="preserve">~110x trailing on near-zero margin implies the market is pricing a step-change to a mid-to-high-single-digit EBITDA margin on a multi-fold larger revenue base within 2-3 years; a very large embedded improvement</w:t>
+            </w:r>
+          </w:p>
+        </w:tc>
+      </w:tr>
+      <w:tr>
+        <w:tc>
+          <w:tcPr>
+            <w:tcW w:type="dxa" w:w="3200"/>
+            <w:shd w:fill="F2F2F2" w:val="clear"/>
+          </w:tcPr>
+          <w:p>
+            <w:r>
+              <w:rPr>
+                <w:b/>
+                <w:bCs/>
+              </w:rPr>
+              <w:t xml:space="preserve">Our FY27</w:t>
+            </w:r>
+          </w:p>
+        </w:tc>
+        <w:tc>
+          <w:tcPr>
+            <w:tcW w:type="dxa" w:w="5800"/>
+          </w:tcPr>
+          <w:p>
+            <w:r>
+              <w:t xml:space="preserve">consolidated revenue Rs 1,200-1,500 Cr as the book converts; EBITDA margin still thin (2-4%); PAT small / near breakeven</w:t>
+            </w:r>
+          </w:p>
+        </w:tc>
+      </w:tr>
+      <w:tr>
+        <w:tc>
+          <w:tcPr>
+            <w:tcW w:type="dxa" w:w="3200"/>
+            <w:shd w:fill="F2F2F2" w:val="clear"/>
+          </w:tcPr>
+          <w:p>
+            <w:r>
+              <w:rPr>
+                <w:b/>
+                <w:bCs/>
+              </w:rPr>
+              <w:t xml:space="preserve">Our FY28</w:t>
+            </w:r>
+          </w:p>
+        </w:tc>
+        <w:tc>
+          <w:tcPr>
+            <w:tcW w:type="dxa" w:w="5800"/>
+          </w:tcPr>
+          <w:p>
+            <w:r>
+              <w:t xml:space="preserve">revenue Rs 1,800-2,500 Cr if the Rs 4,500 Cr book executes on schedule; PAT swing entirely dependent on whether margins reach ~6-8% - unproven</w:t>
+            </w:r>
+          </w:p>
+        </w:tc>
+      </w:tr>
+      <w:tr>
+        <w:tc>
+          <w:tcPr>
+            <w:tcW w:type="dxa" w:w="3200"/>
+            <w:shd w:fill="F2F2F2" w:val="clear"/>
+          </w:tcPr>
+          <w:p>
+            <w:r>
+              <w:rPr>
+                <w:b/>
+                <w:bCs/>
+              </w:rPr>
+              <w:t xml:space="preserve">Gap direction</w:t>
+            </w:r>
+          </w:p>
+        </w:tc>
+        <w:tc>
+          <w:tcPr>
+            <w:tcW w:type="dxa" w:w="5800"/>
+          </w:tcPr>
+          <w:p>
+            <w:r>
+              <w:t xml:space="preserve">over-optimistic</w:t>
+            </w:r>
+          </w:p>
+        </w:tc>
+      </w:tr>
+      <w:tr>
+        <w:tc>
+          <w:tcPr>
+            <w:tcW w:type="dxa" w:w="3200"/>
+            <w:shd w:fill="F2F2F2" w:val="clear"/>
+          </w:tcPr>
+          <w:p>
+            <w:r>
+              <w:rPr>
+                <w:b/>
+                <w:bCs/>
+              </w:rPr>
+              <w:t xml:space="preserve">Gap type</w:t>
+            </w:r>
+          </w:p>
+        </w:tc>
+        <w:tc>
+          <w:tcPr>
+            <w:tcW w:type="dxa" w:w="5800"/>
+          </w:tcPr>
+          <w:p>
+            <w:r>
+              <w:t xml:space="preserve">margin</w:t>
+            </w:r>
+          </w:p>
+        </w:tc>
+      </w:tr>
+      <w:tr>
+        <w:tc>
+          <w:tcPr>
+            <w:tcW w:type="dxa" w:w="3200"/>
+            <w:shd w:fill="F2F2F2" w:val="clear"/>
+          </w:tcPr>
+          <w:p>
+            <w:r>
+              <w:rPr>
+                <w:b/>
+                <w:bCs/>
+              </w:rPr>
+              <w:t xml:space="preserve">Gap magnitude</w:t>
+            </w:r>
+          </w:p>
+        </w:tc>
+        <w:tc>
+          <w:tcPr>
+            <w:tcW w:type="dxa" w:w="5800"/>
+          </w:tcPr>
+          <w:p>
+            <w:r>
+              <w:t xml:space="preserve">not estimable</w:t>
+            </w:r>
+          </w:p>
+        </w:tc>
+      </w:tr>
+      <w:tr>
+        <w:tc>
+          <w:tcPr>
+            <w:tcW w:type="dxa" w:w="3200"/>
+            <w:shd w:fill="F2F2F2" w:val="clear"/>
+          </w:tcPr>
+          <w:p>
+            <w:r>
+              <w:rPr>
+                <w:b/>
+                <w:bCs/>
+              </w:rPr>
+              <w:t xml:space="preserve">Gap basis</w:t>
+            </w:r>
+          </w:p>
+        </w:tc>
+        <w:tc>
+          <w:tcPr>
+            <w:tcW w:type="dxa" w:w="5800"/>
+          </w:tcPr>
+          <w:p>
+            <w:r>
+              <w:t xml:space="preserve">price already discounts a large margin recovery that has not appeared in two quarters of 80%+ revenue growth; our margin estimate sits below what the ~110x multiple needs</w:t>
+            </w:r>
+          </w:p>
+        </w:tc>
+      </w:tr>
+      <w:tr>
+        <w:tc>
+          <w:tcPr>
+            <w:tcW w:type="dxa" w:w="3200"/>
+            <w:shd w:fill="F2F2F2" w:val="clear"/>
+          </w:tcPr>
+          <w:p>
+            <w:r>
+              <w:rPr>
+                <w:b/>
+                <w:bCs/>
+              </w:rPr>
+              <w:t xml:space="preserve">Evidence quality</w:t>
+            </w:r>
+          </w:p>
+        </w:tc>
+        <w:tc>
+          <w:tcPr>
+            <w:tcW w:type="dxa" w:w="5800"/>
+          </w:tcPr>
+          <w:p>
+            <w:r>
+              <w:t xml:space="preserve">weak</w:t>
             </w:r>
           </w:p>
         </w:tc>
@@ -474,13 +1828,44 @@
       <w:pPr>
         <w:spacing w:after="120"/>
       </w:pPr>
+      <w:r>
+        <w:rPr>
+          <w:i/>
+          <w:iCs/>
+          <w:color w:val="666666"/>
+          <w:sz w:val="16"/>
+          <w:szCs w:val="16"/>
+        </w:rPr>
+        <w:t xml:space="preserve">no broker consensus; implied path is a reverse-P/E estimate + screener.in forward figures + VP thread view</w:t>
+      </w:r>
+    </w:p>
+    <w:p>
+      <w:pPr>
+        <w:spacing w:after="120" w:before="120"/>
+      </w:pPr>
+      <w:r>
+        <w:rPr>
+          <w:b/>
+          <w:bCs/>
+          <w:sz w:val="20"/>
+          <w:szCs w:val="20"/>
+        </w:rPr>
+        <w:t xml:space="preserve">Catalyst: </w:t>
+      </w:r>
+      <w:r>
+        <w:rPr>
+          <w:sz w:val="20"/>
+          <w:szCs w:val="20"/>
+        </w:rPr>
+        <w:t xml:space="preserve">H2 CY26 quarterly print showing an actual EBITDA-margin step-up (management's own guided window)</w:t>
+      </w:r>
       <w:r>
         <w:rPr>
           <w:color w:val="666666"/>
           <w:sz w:val="18"/>
           <w:szCs w:val="18"/>
         </w:rPr>
-        <w:t xml:space="preserve">Very few players build these lines; JCIL's edge is the John Cockerill parent's technology and an installed-base relationship with Indian steelmakers. Demand driver is the India CRGO import-substitution push (JSW electrical-steel capex, transformer-industry pull). Order pipeline visibility is strong; the open question is JCIL's own execution margin, not end-demand.</w:t>
+        <w:t xml:space="preserve"> (window ~6M from 2026-09-08; dated; evidence low; pending)</w:t>
       </w:r>
     </w:p>
     <w:p>
@@ -489,62 +1874,7 @@
         <w:spacing w:after="120" w:before="280"/>
       </w:pPr>
       <w:r>
-        <w:t xml:space="preserve">Technical Read (Weekly / Monthly MACD + Bollinger Bands, or RSI/CCI/Williams %R proxy)</w:t>
-      </w:r>
-    </w:p>
-    <w:p>
-      <w:pPr>
-        <w:spacing w:after="120"/>
-      </w:pPr>
-      <w:r>
-        <w:t xml:space="preserve">Not independently charted this pass. Stock has re-rated sharply (P/E ~110x) on the order-book story; a fundamentals-led 'unconfirmed 10x' verdict does not hinge on the chart.</w:t>
-      </w:r>
-    </w:p>
-    <w:p>
-      <w:pPr>
-        <w:pStyle w:val="Heading1"/>
-        <w:spacing w:after="120" w:before="280"/>
-      </w:pPr>
-      <w:r>
-        <w:t xml:space="preserve">ValuePickr Community Signal</w:t>
-      </w:r>
-    </w:p>
-    <w:p>
-      <w:pPr>
-        <w:spacing w:after="120"/>
-      </w:pPr>
-      <w:r>
-        <w:t xml:space="preserve">Small but engaged thread (25 posts) started by SEBI RA Ayush Agrawal (@imicrocap) as a decarbonisation case study. Recent posts (Dec-2025 to Aug-2026) are constructive: Md_Uzair and Satishwe detailing the Belgium consolidation, JVD first commercial orders expected 2026, Volteron electrolysis-ironmaking licence, and marquee investors Ramesh Damani (~Rs 13 Cr) and Chetan Shah (~Rs 12 Cr) taking stakes in Dec-2025. Manav (Jan-2026) and others repeatedly clarify that the sexier hydrogen and defence lines are in the Belgian parent, not the listco. Arka (Aug-2026) highlights the sheer size of order tickets relative to market cap.</w:t>
-      </w:r>
-    </w:p>
-    <w:p>
-      <w:pPr>
-        <w:spacing w:after="120"/>
-      </w:pPr>
-      <w:r>
-        <w:rPr>
-          <w:b/>
-          <w:bCs/>
-          <w:sz w:val="20"/>
-          <w:szCs w:val="20"/>
-        </w:rPr>
-        <w:t xml:space="preserve">High-conviction call from a top contributor: </w:t>
-      </w:r>
-      <w:r>
-        <w:rPr>
-          <w:sz w:val="20"/>
-          <w:szCs w:val="20"/>
-        </w:rPr>
-        <w:t xml:space="preserve">Satishwe (trusted, elevated-tier) posted a detailed, constructive consolidation-and-technology update on 2025-12-31 (post #21, 7 loves) -- bullish framing of the Belgium acquisition economics and new tech, though not an explicit dated buy call at a stated price. Nitya_Shah (non-trusted, another RA) disclosed a BUY recommendation back in 2023. Overall community tone: high interest, aware that margins and the listed-entity scope are the open questions.</w:t>
-      </w:r>
-    </w:p>
-    <w:p>
-      <w:pPr>
-        <w:pStyle w:val="Heading1"/>
-        <w:spacing w:after="120" w:before="280"/>
-      </w:pPr>
-      <w:r>
-        <w:t xml:space="preserve">Trusted-User Signals (Ongoing)</w:t>
+        <w:t xml:space="preserve">Ishmohit-Lens Checks (value chain · earnings quality · growth trajectory · management · quality metrics · track record · global-signal check)</w:t>
       </w:r>
     </w:p>
     <w:p>
@@ -559,12 +1889,12 @@
           <w:sz w:val="18"/>
           <w:szCs w:val="18"/>
         </w:rPr>
-        <w:t xml:space="preserve">Every time a trusted user expresses clear conviction on this stock, most recent first — this section accumulates over time, it isn't a one-time snapshot.</w:t>
-      </w:r>
-    </w:p>
-    <w:p>
-      <w:pPr>
-        <w:spacing w:after="100"/>
+        <w:t xml:space="preserve">Extra checks drawn from @ishmohit1 / SOIC methodology (playbook/ishmohit-soic-style.md): where the company sits in its value chain and what the supply side is doing, whether a margin/PAT inflection is structural or a cyclical peak, the rate-of-change of growth vs. what the multiple demands, and management quality as a positive attribute.</w:t>
+      </w:r>
+    </w:p>
+    <w:p>
+      <w:pPr>
+        <w:spacing w:after="120"/>
       </w:pPr>
       <w:r>
         <w:rPr>
@@ -573,8 +1903,768 @@
           <w:sz w:val="20"/>
           <w:szCs w:val="20"/>
         </w:rPr>
-        <w:t xml:space="preserve">2025-12-31 — Satishwe (trusted, elevated-tier)</w:t>
-      </w:r>
+        <w:t xml:space="preserve">Value chain &amp; supply side:</w:t>
+      </w:r>
+    </w:p>
+    <w:tbl>
+      <w:tblPr>
+        <w:tblW w:type="dxa" w:w="9000"/>
+        <w:tblBorders>
+          <w:top w:val="single" w:color="auto" w:sz="4"/>
+          <w:left w:val="single" w:color="auto" w:sz="4"/>
+          <w:bottom w:val="single" w:color="auto" w:sz="4"/>
+          <w:right w:val="single" w:color="auto" w:sz="4"/>
+          <w:insideH w:val="single" w:color="auto" w:sz="4"/>
+          <w:insideV w:val="single" w:color="auto" w:sz="4"/>
+        </w:tblBorders>
+      </w:tblPr>
+      <w:tblGrid>
+        <w:gridCol w:w="3200"/>
+        <w:gridCol w:w="5800"/>
+      </w:tblGrid>
+      <w:tr>
+        <w:tc>
+          <w:tcPr>
+            <w:tcW w:type="dxa" w:w="3200"/>
+            <w:shd w:fill="F2F2F2" w:val="clear"/>
+          </w:tcPr>
+          <w:p>
+            <w:r>
+              <w:rPr>
+                <w:b/>
+                <w:bCs/>
+              </w:rPr>
+              <w:t xml:space="preserve">Theme</w:t>
+            </w:r>
+          </w:p>
+        </w:tc>
+        <w:tc>
+          <w:tcPr>
+            <w:tcW w:type="dxa" w:w="5800"/>
+          </w:tcPr>
+          <w:p>
+            <w:r>
+              <w:t xml:space="preserve">Grid / transmission equipment (transformers, HV switchgear, HVDC, CRGO, insulators)</w:t>
+            </w:r>
+          </w:p>
+        </w:tc>
+      </w:tr>
+      <w:tr>
+        <w:tc>
+          <w:tcPr>
+            <w:tcW w:type="dxa" w:w="3200"/>
+            <w:shd w:fill="F2F2F2" w:val="clear"/>
+          </w:tcPr>
+          <w:p>
+            <w:r>
+              <w:rPr>
+                <w:b/>
+                <w:bCs/>
+              </w:rPr>
+              <w:t xml:space="preserve">This company's position</w:t>
+            </w:r>
+          </w:p>
+        </w:tc>
+        <w:tc>
+          <w:tcPr>
+            <w:tcW w:type="dxa" w:w="5800"/>
+          </w:tcPr>
+          <w:p>
+            <w:r>
+              <w:t xml:space="preserve">Capital-equipment supplier to steelmakers -- cold rolling / skin-pass / processing and coating lines, and specifically CRGO/CRNO electrical-steel processing lines whose output feeds transformer and motor cores</w:t>
+            </w:r>
+          </w:p>
+        </w:tc>
+      </w:tr>
+      <w:tr>
+        <w:tc>
+          <w:tcPr>
+            <w:tcW w:type="dxa" w:w="3200"/>
+            <w:shd w:fill="F2F2F2" w:val="clear"/>
+          </w:tcPr>
+          <w:p>
+            <w:r>
+              <w:rPr>
+                <w:b/>
+                <w:bCs/>
+              </w:rPr>
+              <w:t xml:space="preserve">Bottleneck node (pricing power)</w:t>
+            </w:r>
+          </w:p>
+        </w:tc>
+        <w:tc>
+          <w:tcPr>
+            <w:tcW w:type="dxa" w:w="5800"/>
+          </w:tcPr>
+          <w:p>
+            <w:r>
+              <w:t xml:space="preserve">Domestic electrical-steel (CRGO/CRNO) processing capacity -- India imports most of its grain-oriented electrical steel; equipment to localise it is the choke point JCIL sells into</w:t>
+            </w:r>
+          </w:p>
+        </w:tc>
+      </w:tr>
+      <w:tr>
+        <w:tc>
+          <w:tcPr>
+            <w:tcW w:type="dxa" w:w="3200"/>
+            <w:shd w:fill="F2F2F2" w:val="clear"/>
+          </w:tcPr>
+          <w:p>
+            <w:r>
+              <w:rPr>
+                <w:b/>
+                <w:bCs/>
+              </w:rPr>
+              <w:t xml:space="preserve">Supply-side status</w:t>
+            </w:r>
+          </w:p>
+        </w:tc>
+        <w:tc>
+          <w:tcPr>
+            <w:tcW w:type="dxa" w:w="5800"/>
+          </w:tcPr>
+          <w:p>
+            <w:r>
+              <w:t xml:space="preserve">consolidating</w:t>
+            </w:r>
+          </w:p>
+        </w:tc>
+      </w:tr>
+      <w:tr>
+        <w:tc>
+          <w:tcPr>
+            <w:tcW w:type="dxa" w:w="3200"/>
+            <w:shd w:fill="F2F2F2" w:val="clear"/>
+          </w:tcPr>
+          <w:p>
+            <w:r>
+              <w:rPr>
+                <w:b/>
+                <w:bCs/>
+              </w:rPr>
+              <w:t xml:space="preserve">Adjacent-node peers</w:t>
+            </w:r>
+          </w:p>
+        </w:tc>
+        <w:tc>
+          <w:tcPr>
+            <w:tcW w:type="dxa" w:w="5800"/>
+          </w:tcPr>
+          <w:p>
+            <w:r>
+              <w:t xml:space="preserve">thyssenkrupp (global), Primetals (global), SMS group (global), Danieli (global)</w:t>
+            </w:r>
+          </w:p>
+        </w:tc>
+      </w:tr>
+    </w:tbl>
+    <w:p>
+      <w:pPr>
+        <w:spacing w:after="120"/>
+      </w:pPr>
+      <w:r>
+        <w:rPr>
+          <w:color w:val="666666"/>
+          <w:sz w:val="18"/>
+          <w:szCs w:val="18"/>
+        </w:rPr>
+        <w:t xml:space="preserve">Very few players build these lines; JCIL's edge is the John Cockerill parent's technology and an installed-base relationship with Indian steelmakers. Demand driver is the India CRGO import-substitution push (JSW electrical-steel capex, transformer-industry pull). Order pipeline visibility is strong; the open question is JCIL's own execution margin, not end-demand.</w:t>
+      </w:r>
+    </w:p>
+    <w:p>
+      <w:pPr>
+        <w:spacing w:after="60" w:before="120"/>
+      </w:pPr>
+      <w:r>
+        <w:rPr>
+          <w:b/>
+          <w:bCs/>
+          <w:sz w:val="20"/>
+          <w:szCs w:val="20"/>
+        </w:rPr>
+        <w:t xml:space="preserve">Earnings quality: </w:t>
+      </w:r>
+      <w:r>
+        <w:rPr>
+          <w:sz w:val="20"/>
+          <w:szCs w:val="20"/>
+        </w:rPr>
+        <w:t xml:space="preserve">margin driver cyclical</w:t>
+      </w:r>
+      <w:r>
+        <w:rPr>
+          <w:b/>
+          <w:bCs/>
+          <w:color w:val="A32020"/>
+          <w:sz w:val="20"/>
+          <w:szCs w:val="20"/>
+        </w:rPr>
+        <w:t xml:space="preserve"/>
+      </w:r>
+    </w:p>
+    <w:p>
+      <w:pPr>
+        <w:spacing w:after="120"/>
+      </w:pPr>
+      <w:r>
+        <w:rPr>
+          <w:color w:val="666666"/>
+          <w:sz w:val="18"/>
+          <w:szCs w:val="18"/>
+        </w:rPr>
+        <w:t xml:space="preserve">Drivers: project mix (early-stage execution drags); one-time consolidation costs; value-added-services share (the hoped-for lever).</w:t>
+      </w:r>
+    </w:p>
+    <w:p>
+      <w:pPr>
+        <w:spacing w:after="120"/>
+      </w:pPr>
+      <w:r>
+        <w:rPr>
+          <w:color w:val="666666"/>
+          <w:sz w:val="18"/>
+          <w:szCs w:val="18"/>
+        </w:rPr>
+        <w:t xml:space="preserve">The risk is the reverse of a peak - reported EBITDA margin is ~1-1.4%, far BELOW any defensible through-cycle level for the equipment business (historically mid-single-digit). Management asserts a recovery to H2 CY26; unproven.</w:t>
+      </w:r>
+    </w:p>
+    <w:p>
+      <w:pPr>
+        <w:spacing w:after="60" w:before="120"/>
+      </w:pPr>
+      <w:r>
+        <w:rPr>
+          <w:b/>
+          <w:bCs/>
+          <w:sz w:val="20"/>
+          <w:szCs w:val="20"/>
+        </w:rPr>
+        <w:t xml:space="preserve">Growth trajectory: </w:t>
+      </w:r>
+      <w:r>
+        <w:rPr>
+          <w:b w:val="false"/>
+          <w:bCs w:val="false"/>
+          <w:sz w:val="20"/>
+          <w:szCs w:val="20"/>
+        </w:rPr>
+        <w:t xml:space="preserve">YoY growth rate is lumpy</w:t>
+      </w:r>
+    </w:p>
+    <w:p>
+      <w:pPr>
+        <w:spacing w:after="120"/>
+      </w:pPr>
+      <w:r>
+        <w:rPr>
+          <w:color w:val="666666"/>
+          <w:sz w:val="18"/>
+          <w:szCs w:val="18"/>
+        </w:rPr>
+        <w:t xml:space="preserve">Standalone revenue YoY: +83% (Q1 to Jun-2026), +82% (Q2 CY26); consolidated +56% then +18%. Order intake lumpy - a single Rs 1,200-1,300 Cr JSW ticket dominates. PAT swung from +Rs 1.7 Cr to -Rs 4.6 Cr YoY.</w:t>
+      </w:r>
+    </w:p>
+    <w:p>
+      <w:pPr>
+        <w:spacing w:after="120"/>
+      </w:pPr>
+      <w:r>
+        <w:rPr>
+          <w:color w:val="666666"/>
+          <w:sz w:val="18"/>
+          <w:szCs w:val="18"/>
+        </w:rPr>
+        <w:t xml:space="preserve">Reverse P/E: Order/project business - treat as lumpy/neutral for haircut purposes. ~110x needs a margin step-change the reported numbers have not begun to show; rate-of-change on profit is negative.</w:t>
+      </w:r>
+    </w:p>
+    <w:p>
+      <w:pPr>
+        <w:spacing w:after="120"/>
+      </w:pPr>
+      <w:r>
+        <w:rPr>
+          <w:b/>
+          <w:bCs/>
+          <w:sz w:val="20"/>
+          <w:szCs w:val="20"/>
+        </w:rPr>
+        <w:t xml:space="preserve">Management quality (TVGP's "P"):</w:t>
+      </w:r>
+    </w:p>
+    <w:tbl>
+      <w:tblPr>
+        <w:tblW w:type="dxa" w:w="9000"/>
+        <w:tblBorders>
+          <w:top w:val="single" w:color="auto" w:sz="4"/>
+          <w:left w:val="single" w:color="auto" w:sz="4"/>
+          <w:bottom w:val="single" w:color="auto" w:sz="4"/>
+          <w:right w:val="single" w:color="auto" w:sz="4"/>
+          <w:insideH w:val="single" w:color="auto" w:sz="4"/>
+          <w:insideV w:val="single" w:color="auto" w:sz="4"/>
+        </w:tblBorders>
+      </w:tblPr>
+      <w:tblGrid>
+        <w:gridCol w:w="3200"/>
+        <w:gridCol w:w="5800"/>
+      </w:tblGrid>
+      <w:tr>
+        <w:tc>
+          <w:tcPr>
+            <w:tcW w:type="dxa" w:w="3200"/>
+            <w:shd w:fill="F2F2F2" w:val="clear"/>
+          </w:tcPr>
+          <w:p>
+            <w:r>
+              <w:rPr>
+                <w:b/>
+                <w:bCs/>
+              </w:rPr>
+              <w:t xml:space="preserve">Assessment</w:t>
+            </w:r>
+          </w:p>
+        </w:tc>
+        <w:tc>
+          <w:tcPr>
+            <w:tcW w:type="dxa" w:w="5800"/>
+          </w:tcPr>
+          <w:p>
+            <w:r>
+              <w:t xml:space="preserve">neutral</w:t>
+            </w:r>
+          </w:p>
+        </w:tc>
+      </w:tr>
+      <w:tr>
+        <w:tc>
+          <w:tcPr>
+            <w:tcW w:type="dxa" w:w="3200"/>
+            <w:shd w:fill="F2F2F2" w:val="clear"/>
+          </w:tcPr>
+          <w:p>
+            <w:r>
+              <w:rPr>
+                <w:b/>
+                <w:bCs/>
+              </w:rPr>
+              <w:t xml:space="preserve">Capital allocation</w:t>
+            </w:r>
+          </w:p>
+        </w:tc>
+        <w:tc>
+          <w:tcPr>
+            <w:tcW w:type="dxa" w:w="5800"/>
+          </w:tcPr>
+          <w:p>
+            <w:r>
+              <w:t xml:space="preserve">Historically low-return (3-yr ROE ~6%); now deploying into a Belgium acquisition (EUR 50m deferred) and JVD/Volteron technology licences. Almost debt-free. The EUR 50m-for-Rs 1,000 Cr-revenue framing is unexplained on the thread. (unclear)</w:t>
+            </w:r>
+          </w:p>
+        </w:tc>
+      </w:tr>
+      <w:tr>
+        <w:tc>
+          <w:tcPr>
+            <w:tcW w:type="dxa" w:w="3200"/>
+            <w:shd w:fill="F2F2F2" w:val="clear"/>
+          </w:tcPr>
+          <w:p>
+            <w:r>
+              <w:rPr>
+                <w:b/>
+                <w:bCs/>
+              </w:rPr>
+              <w:t xml:space="preserve">Related-party trend</w:t>
+            </w:r>
+          </w:p>
+        </w:tc>
+        <w:tc>
+          <w:tcPr>
+            <w:tcW w:type="dxa" w:w="5800"/>
+          </w:tcPr>
+          <w:p>
+            <w:r>
+              <w:t xml:space="preserve">flat</w:t>
+            </w:r>
+          </w:p>
+        </w:tc>
+      </w:tr>
+      <w:tr>
+        <w:tc>
+          <w:tcPr>
+            <w:tcW w:type="dxa" w:w="3200"/>
+            <w:shd w:fill="F2F2F2" w:val="clear"/>
+          </w:tcPr>
+          <w:p>
+            <w:r>
+              <w:rPr>
+                <w:b/>
+                <w:bCs/>
+              </w:rPr>
+              <w:t xml:space="preserve">Guidance credibility</w:t>
+            </w:r>
+          </w:p>
+        </w:tc>
+        <w:tc>
+          <w:tcPr>
+            <w:tcW w:type="dxa" w:w="5800"/>
+          </w:tcPr>
+          <w:p>
+            <w:r>
+              <w:t xml:space="preserve">no-track-record</w:t>
+            </w:r>
+          </w:p>
+        </w:tc>
+      </w:tr>
+      <w:tr>
+        <w:tc>
+          <w:tcPr>
+            <w:tcW w:type="dxa" w:w="3200"/>
+            <w:shd w:fill="F2F2F2" w:val="clear"/>
+          </w:tcPr>
+          <w:p>
+            <w:r>
+              <w:rPr>
+                <w:b/>
+                <w:bCs/>
+              </w:rPr>
+              <w:t xml:space="preserve">Shareholder returns</w:t>
+            </w:r>
+          </w:p>
+        </w:tc>
+        <w:tc>
+          <w:tcPr>
+            <w:tcW w:type="dxa" w:w="5800"/>
+          </w:tcPr>
+          <w:p>
+            <w:r>
+              <w:t xml:space="preserve">erratic</w:t>
+            </w:r>
+          </w:p>
+        </w:tc>
+      </w:tr>
+      <w:tr>
+        <w:tc>
+          <w:tcPr>
+            <w:tcW w:type="dxa" w:w="3200"/>
+            <w:shd w:fill="F2F2F2" w:val="clear"/>
+          </w:tcPr>
+          <w:p>
+            <w:r>
+              <w:rPr>
+                <w:b/>
+                <w:bCs/>
+              </w:rPr>
+              <w:t xml:space="preserve">Capability ladder / VAP</w:t>
+            </w:r>
+          </w:p>
+        </w:tc>
+        <w:tc>
+          <w:tcPr>
+            <w:tcW w:type="dxa" w:w="5800"/>
+          </w:tcPr>
+          <w:p>
+            <w:r>
+              <w:t xml:space="preserve">Explicit move up the value curve: JVD coating tech, Volteron electrolysis ironmaking licence, and consolidating the parent's metals business into the listco</w:t>
+            </w:r>
+          </w:p>
+        </w:tc>
+      </w:tr>
+    </w:tbl>
+    <w:p>
+      <w:pPr>
+        <w:spacing w:after="120"/>
+      </w:pPr>
+      <w:r>
+        <w:rPr>
+          <w:b/>
+          <w:bCs/>
+          <w:sz w:val="20"/>
+          <w:szCs w:val="20"/>
+        </w:rPr>
+        <w:t xml:space="preserve">Quality metrics (ROCE · debt · FCF · margin · capex):</w:t>
+      </w:r>
+    </w:p>
+    <w:tbl>
+      <w:tblPr>
+        <w:tblW w:type="dxa" w:w="9000"/>
+        <w:tblBorders>
+          <w:top w:val="single" w:color="auto" w:sz="4"/>
+          <w:left w:val="single" w:color="auto" w:sz="4"/>
+          <w:bottom w:val="single" w:color="auto" w:sz="4"/>
+          <w:right w:val="single" w:color="auto" w:sz="4"/>
+          <w:insideH w:val="single" w:color="auto" w:sz="4"/>
+          <w:insideV w:val="single" w:color="auto" w:sz="4"/>
+        </w:tblBorders>
+      </w:tblPr>
+      <w:tblGrid>
+        <w:gridCol w:w="3200"/>
+        <w:gridCol w:w="5800"/>
+      </w:tblGrid>
+      <w:tr>
+        <w:tc>
+          <w:tcPr>
+            <w:tcW w:type="dxa" w:w="3200"/>
+            <w:shd w:fill="F2F2F2" w:val="clear"/>
+          </w:tcPr>
+          <w:p>
+            <w:r>
+              <w:rPr>
+                <w:b/>
+                <w:bCs/>
+              </w:rPr>
+              <w:t xml:space="preserve">Assessment</w:t>
+            </w:r>
+          </w:p>
+        </w:tc>
+        <w:tc>
+          <w:tcPr>
+            <w:tcW w:type="dxa" w:w="5800"/>
+          </w:tcPr>
+          <w:p>
+            <w:r>
+              <w:t xml:space="preserve">concern</w:t>
+            </w:r>
+          </w:p>
+        </w:tc>
+      </w:tr>
+      <w:tr>
+        <w:tc>
+          <w:tcPr>
+            <w:tcW w:type="dxa" w:w="3200"/>
+            <w:shd w:fill="F2F2F2" w:val="clear"/>
+          </w:tcPr>
+          <w:p>
+            <w:r>
+              <w:rPr>
+                <w:b/>
+                <w:bCs/>
+              </w:rPr>
+              <w:t xml:space="preserve">ROCE</w:t>
+            </w:r>
+          </w:p>
+        </w:tc>
+        <w:tc>
+          <w:tcPr>
+            <w:tcW w:type="dxa" w:w="5800"/>
+          </w:tcPr>
+          <w:p>
+            <w:r>
+              <w:t xml:space="preserve">12.2% (unclear)</w:t>
+            </w:r>
+          </w:p>
+        </w:tc>
+      </w:tr>
+      <w:tr>
+        <w:tc>
+          <w:tcPr>
+            <w:tcW w:type="dxa" w:w="3200"/>
+            <w:shd w:fill="F2F2F2" w:val="clear"/>
+          </w:tcPr>
+          <w:p>
+            <w:r>
+              <w:rPr>
+                <w:b/>
+                <w:bCs/>
+              </w:rPr>
+              <w:t xml:space="preserve">Leverage</w:t>
+            </w:r>
+          </w:p>
+        </w:tc>
+        <w:tc>
+          <w:tcPr>
+            <w:tcW w:type="dxa" w:w="5800"/>
+          </w:tcPr>
+          <w:p>
+            <w:r>
+              <w:t xml:space="preserve">Net debt/EBITDA -1x</w:t>
+            </w:r>
+          </w:p>
+        </w:tc>
+      </w:tr>
+      <w:tr>
+        <w:tc>
+          <w:tcPr>
+            <w:tcW w:type="dxa" w:w="3200"/>
+            <w:shd w:fill="F2F2F2" w:val="clear"/>
+          </w:tcPr>
+          <w:p>
+            <w:r>
+              <w:rPr>
+                <w:b/>
+                <w:bCs/>
+              </w:rPr>
+              <w:t xml:space="preserve">FCF conversion</w:t>
+            </w:r>
+          </w:p>
+        </w:tc>
+        <w:tc>
+          <w:tcPr>
+            <w:tcW w:type="dxa" w:w="5800"/>
+          </w:tcPr>
+          <w:p>
+            <w:r>
+              <w:t xml:space="preserve">—</w:t>
+            </w:r>
+          </w:p>
+        </w:tc>
+      </w:tr>
+      <w:tr>
+        <w:tc>
+          <w:tcPr>
+            <w:tcW w:type="dxa" w:w="3200"/>
+            <w:shd w:fill="F2F2F2" w:val="clear"/>
+          </w:tcPr>
+          <w:p>
+            <w:r>
+              <w:rPr>
+                <w:b/>
+                <w:bCs/>
+              </w:rPr>
+              <w:t xml:space="preserve">Margin trend</w:t>
+            </w:r>
+          </w:p>
+        </w:tc>
+        <w:tc>
+          <w:tcPr>
+            <w:tcW w:type="dxa" w:w="5800"/>
+          </w:tcPr>
+          <w:p>
+            <w:r>
+              <w:t xml:space="preserve">contracting</w:t>
+            </w:r>
+          </w:p>
+        </w:tc>
+      </w:tr>
+      <w:tr>
+        <w:tc>
+          <w:tcPr>
+            <w:tcW w:type="dxa" w:w="3200"/>
+            <w:shd w:fill="F2F2F2" w:val="clear"/>
+          </w:tcPr>
+          <w:p>
+            <w:r>
+              <w:rPr>
+                <w:b/>
+                <w:bCs/>
+              </w:rPr>
+              <w:t xml:space="preserve">Capex efficiency</w:t>
+            </w:r>
+          </w:p>
+        </w:tc>
+        <w:tc>
+          <w:tcPr>
+            <w:tcW w:type="dxa" w:w="5800"/>
+          </w:tcPr>
+          <w:p>
+            <w:r>
+              <w:t xml:space="preserve">unclear</w:t>
+            </w:r>
+          </w:p>
+        </w:tc>
+      </w:tr>
+    </w:tbl>
+    <w:p>
+      <w:pPr>
+        <w:spacing w:after="60" w:before="120"/>
+      </w:pPr>
+      <w:r>
+        <w:rPr>
+          <w:b/>
+          <w:bCs/>
+          <w:sz w:val="20"/>
+          <w:szCs w:val="20"/>
+        </w:rPr>
+        <w:t xml:space="preserve">Track record (Coffee Can persistence check): </w:t>
+      </w:r>
+      <w:r>
+        <w:rPr>
+          <w:sz w:val="20"/>
+          <w:szCs w:val="20"/>
+        </w:rPr>
+        <w:t xml:space="preserve">cleared revenue growth ≥10% AND ROCE ≥15% in 0 of the last 4 years (consistency_score 0)</w:t>
+      </w:r>
+    </w:p>
+    <w:p>
+      <w:pPr>
+        <w:spacing w:after="120"/>
+      </w:pPr>
+      <w:r>
+        <w:rPr>
+          <w:color w:val="666666"/>
+          <w:sz w:val="18"/>
+          <w:szCs w:val="18"/>
+        </w:rPr>
+        <w:t xml:space="preserve">FY22-FY25 verifiable: no single year cleared both revenue growth &gt;=10% and ROCE &gt;=15% - five-year sales CAGR ~0.9%, 3-yr ROE ~6%. This is an established under-performer, not a young company, so a zero count is a genuine signal. The entire bull case rests on a forward inflection, not the record.</w:t>
+      </w:r>
+    </w:p>
+    <w:p>
+      <w:pPr>
+        <w:pStyle w:val="Heading1"/>
+        <w:spacing w:after="120" w:before="280"/>
+      </w:pPr>
+      <w:r>
+        <w:t xml:space="preserve">Technical Read (Weekly / Monthly MACD + Bollinger Bands, or RSI/CCI/Williams %R proxy)</w:t>
+      </w:r>
+    </w:p>
+    <w:p>
+      <w:pPr>
+        <w:spacing w:after="120"/>
+      </w:pPr>
+      <w:r>
+        <w:t xml:space="preserve">Not independently charted this pass. Stock has re-rated sharply (P/E ~110x) on the order-book story; a fundamentals-led 'unconfirmed 10x' verdict does not hinge on the chart.</w:t>
+      </w:r>
+    </w:p>
+    <w:p>
+      <w:pPr>
+        <w:pStyle w:val="Heading1"/>
+        <w:spacing w:after="120" w:before="280"/>
+      </w:pPr>
+      <w:r>
+        <w:t xml:space="preserve">ValuePickr Community Signal</w:t>
+      </w:r>
+    </w:p>
+    <w:p>
+      <w:pPr>
+        <w:spacing w:after="120"/>
+      </w:pPr>
+      <w:r>
+        <w:t xml:space="preserve">Small but engaged thread (25 posts) started by SEBI RA Ayush Agrawal (@imicrocap) as a decarbonisation case study. Recent posts (Dec-2025 to Aug-2026) are constructive: Md_Uzair and Satishwe detailing the Belgium consolidation, JVD first commercial orders expected 2026, Volteron electrolysis-ironmaking licence, and marquee investors Ramesh Damani (~Rs 13 Cr) and Chetan Shah (~Rs 12 Cr) taking stakes in Dec-2025. Manav (Jan-2026) and others repeatedly clarify that the sexier hydrogen and defence lines are in the Belgian parent, not the listco. Arka (Aug-2026) highlights the sheer size of order tickets relative to market cap.</w:t>
+      </w:r>
+    </w:p>
+    <w:p>
+      <w:pPr>
+        <w:spacing w:after="120"/>
+      </w:pPr>
+      <w:r>
+        <w:rPr>
+          <w:b/>
+          <w:bCs/>
+          <w:sz w:val="20"/>
+          <w:szCs w:val="20"/>
+        </w:rPr>
+        <w:t xml:space="preserve">High-conviction call from a top contributor: </w:t>
+      </w:r>
+      <w:r>
+        <w:rPr>
+          <w:sz w:val="20"/>
+          <w:szCs w:val="20"/>
+        </w:rPr>
+        <w:t xml:space="preserve">Satishwe (trusted, elevated-tier) posted a detailed, constructive consolidation-and-technology update on 2025-12-31 (post #21, 7 loves) -- bullish framing of the Belgium acquisition economics and new tech, though not an explicit dated buy call at a stated price. Nitya_Shah (non-trusted, another RA) disclosed a BUY recommendation back in 2023. Overall community tone: high interest, aware that margins and the listed-entity scope are the open questions.</w:t>
+      </w:r>
+    </w:p>
+    <w:p>
+      <w:pPr>
+        <w:pStyle w:val="Heading1"/>
+        <w:spacing w:after="120" w:before="280"/>
+      </w:pPr>
+      <w:r>
+        <w:t xml:space="preserve">Trusted-User Signals (Ongoing)</w:t>
+      </w:r>
+    </w:p>
+    <w:p>
+      <w:pPr>
+        <w:spacing w:after="120"/>
+      </w:pPr>
       <w:r>
         <w:rPr>
           <w:i/>
@@ -583,6 +2673,30 @@
           <w:sz w:val="18"/>
           <w:szCs w:val="18"/>
         </w:rPr>
+        <w:t xml:space="preserve">Every time a trusted user expresses clear conviction on this stock, most recent first — this section accumulates over time, it isn't a one-time snapshot.</w:t>
+      </w:r>
+    </w:p>
+    <w:p>
+      <w:pPr>
+        <w:spacing w:after="100"/>
+      </w:pPr>
+      <w:r>
+        <w:rPr>
+          <w:b/>
+          <w:bCs/>
+          <w:sz w:val="20"/>
+          <w:szCs w:val="20"/>
+        </w:rPr>
+        <w:t xml:space="preserve">2025-12-31 — Satishwe (trusted, elevated-tier)</w:t>
+      </w:r>
+      <w:r>
+        <w:rPr>
+          <w:i/>
+          <w:iCs/>
+          <w:color w:val="666666"/>
+          <w:sz w:val="18"/>
+          <w:szCs w:val="18"/>
+        </w:rPr>
         <w:t xml:space="preserve"> (John Cockerill India: A Case Study on Decarbonisation of Steel)</w:t>
       </w:r>
       <w:r>
@@ -801,6 +2915,34 @@
           <w:szCs w:val="24"/>
         </w:rPr>
         <w:t xml:space="preserve">10x-in-2-3-years</w:t>
+      </w:r>
+    </w:p>
+    <w:p>
+      <w:pPr>
+        <w:spacing w:after="120"/>
+      </w:pPr>
+      <w:r>
+        <w:rPr>
+          <w:color w:val="666666"/>
+          <w:sz w:val="20"/>
+          <w:szCs w:val="20"/>
+        </w:rPr>
+        <w:t xml:space="preserve">4-box gate — tailwind: yes · TAM: yes · moat: yes · valuation: no  (score 3 / 4)</w:t>
+      </w:r>
+    </w:p>
+    <w:p>
+      <w:pPr>
+        <w:spacing w:after="120"/>
+      </w:pPr>
+      <w:r>
+        <w:rPr>
+          <w:i/>
+          <w:iCs/>
+          <w:color w:val="666666"/>
+          <w:sz w:val="20"/>
+          <w:szCs w:val="20"/>
+        </w:rPr>
+        <w:t xml:space="preserve">value_chain: CRGO/CRNO import-substitution is a real choke point, 'very few players build these lines' (moat=yes); consolidated order book ~Rs 4,500 Cr, ~1.5x mcap (tam=yes); tailwind=yes (India electrical-steel localisation + grid capex); P/E ~110x on ~1% EBITDA margin already discounts a big improvement (valuation=no). Score 3.0 permits the 10x label but conviction stays Low - trailing-average-vs-live-inflection rule, margins unproven over two quarters.</w:t>
       </w:r>
     </w:p>
     <w:p>
